--- a/ASSIGNMENT-06-05-2026.docx
+++ b/ASSIGNMENT-06-05-2026.docx
@@ -5,6 +5,7 @@
     <w:p>
       <w:pPr>
         <w:numPr>
+          <w:ilvl w:val="0"/>
           <w:numId w:val="0"/>
         </w:numPr>
         <w:ind w:leftChars="0"/>
@@ -34,6 +35,7 @@
     <w:p>
       <w:pPr>
         <w:numPr>
+          <w:ilvl w:val="0"/>
           <w:numId w:val="0"/>
         </w:numPr>
         <w:ind w:leftChars="0"/>
@@ -55,6 +57,7 @@
     <w:p>
       <w:pPr>
         <w:numPr>
+          <w:ilvl w:val="0"/>
           <w:numId w:val="0"/>
         </w:numPr>
         <w:ind w:leftChars="0"/>
@@ -76,6 +79,7 @@
     <w:p>
       <w:pPr>
         <w:numPr>
+          <w:ilvl w:val="0"/>
           <w:numId w:val="0"/>
         </w:numPr>
         <w:ind w:leftChars="0"/>
@@ -97,6 +101,7 @@
     <w:p>
       <w:pPr>
         <w:numPr>
+          <w:ilvl w:val="0"/>
           <w:numId w:val="0"/>
         </w:numPr>
         <w:ind w:leftChars="0"/>
@@ -118,6 +123,7 @@
     <w:p>
       <w:pPr>
         <w:numPr>
+          <w:ilvl w:val="0"/>
           <w:numId w:val="0"/>
         </w:numPr>
         <w:ind w:leftChars="0"/>
@@ -139,6 +145,7 @@
     <w:p>
       <w:pPr>
         <w:numPr>
+          <w:ilvl w:val="0"/>
           <w:numId w:val="0"/>
         </w:numPr>
         <w:ind w:leftChars="0"/>
@@ -160,6 +167,7 @@
     <w:p>
       <w:pPr>
         <w:numPr>
+          <w:ilvl w:val="0"/>
           <w:numId w:val="0"/>
         </w:numPr>
         <w:ind w:leftChars="0"/>
@@ -181,6 +189,7 @@
     <w:p>
       <w:pPr>
         <w:numPr>
+          <w:ilvl w:val="0"/>
           <w:numId w:val="0"/>
         </w:numPr>
         <w:ind w:leftChars="0"/>
@@ -202,6 +211,7 @@
     <w:p>
       <w:pPr>
         <w:numPr>
+          <w:ilvl w:val="0"/>
           <w:numId w:val="0"/>
         </w:numPr>
         <w:ind w:leftChars="0"/>
@@ -223,6 +233,7 @@
     <w:p>
       <w:pPr>
         <w:numPr>
+          <w:ilvl w:val="0"/>
           <w:numId w:val="0"/>
         </w:numPr>
         <w:ind w:leftChars="0"/>
@@ -244,6 +255,7 @@
     <w:p>
       <w:pPr>
         <w:numPr>
+          <w:ilvl w:val="0"/>
           <w:numId w:val="0"/>
         </w:numPr>
         <w:ind w:leftChars="0"/>
@@ -265,6 +277,7 @@
     <w:p>
       <w:pPr>
         <w:numPr>
+          <w:ilvl w:val="0"/>
           <w:numId w:val="0"/>
         </w:numPr>
         <w:ind w:leftChars="0"/>
@@ -286,6 +299,7 @@
     <w:p>
       <w:pPr>
         <w:numPr>
+          <w:ilvl w:val="0"/>
           <w:numId w:val="0"/>
         </w:numPr>
         <w:ind w:leftChars="0"/>
@@ -307,6 +321,7 @@
     <w:p>
       <w:pPr>
         <w:numPr>
+          <w:ilvl w:val="0"/>
           <w:numId w:val="0"/>
         </w:numPr>
         <w:ind w:leftChars="0"/>
@@ -328,6 +343,7 @@
     <w:p>
       <w:pPr>
         <w:numPr>
+          <w:ilvl w:val="0"/>
           <w:numId w:val="0"/>
         </w:numPr>
         <w:ind w:leftChars="0"/>
@@ -349,6 +365,7 @@
     <w:p>
       <w:pPr>
         <w:numPr>
+          <w:ilvl w:val="0"/>
           <w:numId w:val="0"/>
         </w:numPr>
         <w:ind w:leftChars="0"/>
@@ -370,6 +387,7 @@
     <w:p>
       <w:pPr>
         <w:numPr>
+          <w:ilvl w:val="0"/>
           <w:numId w:val="0"/>
         </w:numPr>
         <w:ind w:leftChars="0"/>
@@ -391,6 +409,7 @@
     <w:p>
       <w:pPr>
         <w:numPr>
+          <w:ilvl w:val="0"/>
           <w:numId w:val="0"/>
         </w:numPr>
         <w:ind w:leftChars="0"/>
@@ -412,6 +431,7 @@
     <w:p>
       <w:pPr>
         <w:numPr>
+          <w:ilvl w:val="0"/>
           <w:numId w:val="0"/>
         </w:numPr>
         <w:ind w:leftChars="0"/>
@@ -433,6 +453,7 @@
     <w:p>
       <w:pPr>
         <w:numPr>
+          <w:ilvl w:val="0"/>
           <w:numId w:val="0"/>
         </w:numPr>
         <w:ind w:leftChars="0"/>
@@ -454,6 +475,7 @@
     <w:p>
       <w:pPr>
         <w:numPr>
+          <w:ilvl w:val="0"/>
           <w:numId w:val="0"/>
         </w:numPr>
         <w:ind w:leftChars="0"/>
@@ -475,6 +497,7 @@
     <w:p>
       <w:pPr>
         <w:numPr>
+          <w:ilvl w:val="0"/>
           <w:numId w:val="0"/>
         </w:numPr>
         <w:ind w:leftChars="0"/>
@@ -496,6 +519,7 @@
     <w:p>
       <w:pPr>
         <w:numPr>
+          <w:ilvl w:val="0"/>
           <w:numId w:val="0"/>
         </w:numPr>
         <w:ind w:leftChars="0"/>
@@ -517,6 +541,7 @@
     <w:p>
       <w:pPr>
         <w:numPr>
+          <w:ilvl w:val="0"/>
           <w:numId w:val="0"/>
         </w:numPr>
         <w:ind w:leftChars="0"/>
@@ -538,6 +563,7 @@
     <w:p>
       <w:pPr>
         <w:numPr>
+          <w:ilvl w:val="0"/>
           <w:numId w:val="0"/>
         </w:numPr>
         <w:ind w:leftChars="0"/>
@@ -559,6 +585,7 @@
     <w:p>
       <w:pPr>
         <w:numPr>
+          <w:ilvl w:val="0"/>
           <w:numId w:val="0"/>
         </w:numPr>
         <w:ind w:leftChars="0"/>
@@ -580,6 +607,7 @@
     <w:p>
       <w:pPr>
         <w:numPr>
+          <w:ilvl w:val="0"/>
           <w:numId w:val="0"/>
         </w:numPr>
         <w:ind w:leftChars="0"/>
@@ -601,6 +629,7 @@
     <w:p>
       <w:pPr>
         <w:numPr>
+          <w:ilvl w:val="0"/>
           <w:numId w:val="0"/>
         </w:numPr>
         <w:ind w:leftChars="0"/>
@@ -622,6 +651,7 @@
     <w:p>
       <w:pPr>
         <w:numPr>
+          <w:ilvl w:val="0"/>
           <w:numId w:val="0"/>
         </w:numPr>
         <w:ind w:leftChars="0"/>
@@ -643,6 +673,7 @@
     <w:p>
       <w:pPr>
         <w:numPr>
+          <w:ilvl w:val="0"/>
           <w:numId w:val="0"/>
         </w:numPr>
         <w:ind w:leftChars="0"/>
@@ -664,6 +695,7 @@
     <w:p>
       <w:pPr>
         <w:numPr>
+          <w:ilvl w:val="0"/>
           <w:numId w:val="0"/>
         </w:numPr>
         <w:ind w:leftChars="0"/>
@@ -685,6 +717,7 @@
     <w:p>
       <w:pPr>
         <w:numPr>
+          <w:ilvl w:val="0"/>
           <w:numId w:val="0"/>
         </w:numPr>
         <w:ind w:leftChars="0"/>
@@ -706,6 +739,7 @@
     <w:p>
       <w:pPr>
         <w:numPr>
+          <w:ilvl w:val="0"/>
           <w:numId w:val="0"/>
         </w:numPr>
         <w:ind w:leftChars="0"/>
@@ -727,6 +761,7 @@
     <w:p>
       <w:pPr>
         <w:numPr>
+          <w:ilvl w:val="0"/>
           <w:numId w:val="0"/>
         </w:numPr>
         <w:ind w:leftChars="0"/>
@@ -748,6 +783,7 @@
     <w:p>
       <w:pPr>
         <w:numPr>
+          <w:ilvl w:val="0"/>
           <w:numId w:val="0"/>
         </w:numPr>
         <w:ind w:leftChars="0"/>
@@ -769,6 +805,7 @@
     <w:p>
       <w:pPr>
         <w:numPr>
+          <w:ilvl w:val="0"/>
           <w:numId w:val="0"/>
         </w:numPr>
         <w:ind w:leftChars="0"/>
@@ -790,6 +827,7 @@
     <w:p>
       <w:pPr>
         <w:numPr>
+          <w:ilvl w:val="0"/>
           <w:numId w:val="0"/>
         </w:numPr>
         <w:ind w:leftChars="0"/>
@@ -811,6 +849,7 @@
     <w:p>
       <w:pPr>
         <w:numPr>
+          <w:ilvl w:val="0"/>
           <w:numId w:val="0"/>
         </w:numPr>
         <w:ind w:leftChars="0"/>
@@ -832,6 +871,7 @@
     <w:p>
       <w:pPr>
         <w:numPr>
+          <w:ilvl w:val="0"/>
           <w:numId w:val="0"/>
         </w:numPr>
         <w:ind w:leftChars="0"/>
@@ -853,6 +893,7 @@
     <w:p>
       <w:pPr>
         <w:numPr>
+          <w:ilvl w:val="0"/>
           <w:numId w:val="0"/>
         </w:numPr>
         <w:ind w:leftChars="0"/>
@@ -879,6 +920,8 @@
           <w:szCs w:val="32"/>
         </w:rPr>
       </w:pPr>
+      <w:bookmarkStart w:id="0" w:name="_GoBack"/>
+      <w:bookmarkEnd w:id="0"/>
     </w:p>
     <w:p>
       <w:pPr>
@@ -927,14 +970,6 @@
       </w:pPr>
       <w:r>
         <w:rPr>
-          <w:rFonts w:hint="default" w:eastAsia="Symbol" w:cs="Symbol" w:asciiTheme="minorAscii" w:hAnsiTheme="minorAscii"/>
-          <w:sz w:val="32"/>
-          <w:szCs w:val="32"/>
-        </w:rPr>
-        <w:t>·</w:t>
-      </w:r>
-      <w:r>
-        <w:rPr>
           <w:rFonts w:hint="default" w:eastAsia="SimSun" w:cs="SimSun" w:asciiTheme="minorAscii" w:hAnsiTheme="minorAscii"/>
           <w:sz w:val="32"/>
           <w:szCs w:val="32"/>
@@ -981,14 +1016,6 @@
       </w:pPr>
       <w:r>
         <w:rPr>
-          <w:rFonts w:hint="default" w:eastAsia="Symbol" w:cs="Symbol" w:asciiTheme="minorAscii" w:hAnsiTheme="minorAscii"/>
-          <w:sz w:val="32"/>
-          <w:szCs w:val="32"/>
-        </w:rPr>
-        <w:t>·</w:t>
-      </w:r>
-      <w:r>
-        <w:rPr>
           <w:rFonts w:hint="default" w:eastAsia="SimSun" w:cs="SimSun" w:asciiTheme="minorAscii" w:hAnsiTheme="minorAscii"/>
           <w:sz w:val="32"/>
           <w:szCs w:val="32"/>
@@ -1035,14 +1062,6 @@
       </w:pPr>
       <w:r>
         <w:rPr>
-          <w:rFonts w:hint="default" w:eastAsia="Symbol" w:cs="Symbol" w:asciiTheme="minorAscii" w:hAnsiTheme="minorAscii"/>
-          <w:sz w:val="32"/>
-          <w:szCs w:val="32"/>
-        </w:rPr>
-        <w:t>·</w:t>
-      </w:r>
-      <w:r>
-        <w:rPr>
           <w:rFonts w:hint="default" w:eastAsia="SimSun" w:cs="SimSun" w:asciiTheme="minorAscii" w:hAnsiTheme="minorAscii"/>
           <w:sz w:val="32"/>
           <w:szCs w:val="32"/>
@@ -1089,14 +1108,6 @@
       </w:pPr>
       <w:r>
         <w:rPr>
-          <w:rFonts w:hint="default" w:eastAsia="Symbol" w:cs="Symbol" w:asciiTheme="minorAscii" w:hAnsiTheme="minorAscii"/>
-          <w:sz w:val="32"/>
-          <w:szCs w:val="32"/>
-        </w:rPr>
-        <w:t>·</w:t>
-      </w:r>
-      <w:r>
-        <w:rPr>
           <w:rFonts w:hint="default" w:eastAsia="SimSun" w:cs="SimSun" w:asciiTheme="minorAscii" w:hAnsiTheme="minorAscii"/>
           <w:sz w:val="32"/>
           <w:szCs w:val="32"/>
@@ -1143,14 +1154,6 @@
       </w:pPr>
       <w:r>
         <w:rPr>
-          <w:rFonts w:hint="default" w:eastAsia="Symbol" w:cs="Symbol" w:asciiTheme="minorAscii" w:hAnsiTheme="minorAscii"/>
-          <w:sz w:val="32"/>
-          <w:szCs w:val="32"/>
-        </w:rPr>
-        <w:t>·</w:t>
-      </w:r>
-      <w:r>
-        <w:rPr>
           <w:rFonts w:hint="default" w:eastAsia="SimSun" w:cs="SimSun" w:asciiTheme="minorAscii" w:hAnsiTheme="minorAscii"/>
           <w:sz w:val="32"/>
           <w:szCs w:val="32"/>
@@ -1197,14 +1200,6 @@
       </w:pPr>
       <w:r>
         <w:rPr>
-          <w:rFonts w:hint="default" w:eastAsia="Symbol" w:cs="Symbol" w:asciiTheme="minorAscii" w:hAnsiTheme="minorAscii"/>
-          <w:sz w:val="32"/>
-          <w:szCs w:val="32"/>
-        </w:rPr>
-        <w:t>·</w:t>
-      </w:r>
-      <w:r>
-        <w:rPr>
           <w:rFonts w:hint="default" w:eastAsia="SimSun" w:cs="SimSun" w:asciiTheme="minorAscii" w:hAnsiTheme="minorAscii"/>
           <w:sz w:val="32"/>
           <w:szCs w:val="32"/>
@@ -1251,14 +1246,6 @@
       </w:pPr>
       <w:r>
         <w:rPr>
-          <w:rFonts w:hint="default" w:eastAsia="Symbol" w:cs="Symbol" w:asciiTheme="minorAscii" w:hAnsiTheme="minorAscii"/>
-          <w:sz w:val="32"/>
-          <w:szCs w:val="32"/>
-        </w:rPr>
-        <w:t>·</w:t>
-      </w:r>
-      <w:r>
-        <w:rPr>
           <w:rFonts w:hint="default" w:eastAsia="SimSun" w:cs="SimSun" w:asciiTheme="minorAscii" w:hAnsiTheme="minorAscii"/>
           <w:sz w:val="32"/>
           <w:szCs w:val="32"/>
@@ -1305,14 +1292,6 @@
       </w:pPr>
       <w:r>
         <w:rPr>
-          <w:rFonts w:hint="default" w:eastAsia="Symbol" w:cs="Symbol" w:asciiTheme="minorAscii" w:hAnsiTheme="minorAscii"/>
-          <w:sz w:val="32"/>
-          <w:szCs w:val="32"/>
-        </w:rPr>
-        <w:t>·</w:t>
-      </w:r>
-      <w:r>
-        <w:rPr>
           <w:rFonts w:hint="default" w:eastAsia="SimSun" w:cs="SimSun" w:asciiTheme="minorAscii" w:hAnsiTheme="minorAscii"/>
           <w:sz w:val="32"/>
           <w:szCs w:val="32"/>
@@ -1359,14 +1338,6 @@
       </w:pPr>
       <w:r>
         <w:rPr>
-          <w:rFonts w:hint="default" w:eastAsia="Symbol" w:cs="Symbol" w:asciiTheme="minorAscii" w:hAnsiTheme="minorAscii"/>
-          <w:sz w:val="32"/>
-          <w:szCs w:val="32"/>
-        </w:rPr>
-        <w:t>·</w:t>
-      </w:r>
-      <w:r>
-        <w:rPr>
           <w:rFonts w:hint="default" w:eastAsia="SimSun" w:cs="SimSun" w:asciiTheme="minorAscii" w:hAnsiTheme="minorAscii"/>
           <w:sz w:val="32"/>
           <w:szCs w:val="32"/>
@@ -1413,14 +1384,6 @@
       </w:pPr>
       <w:r>
         <w:rPr>
-          <w:rFonts w:hint="default" w:eastAsia="Symbol" w:cs="Symbol" w:asciiTheme="minorAscii" w:hAnsiTheme="minorAscii"/>
-          <w:sz w:val="32"/>
-          <w:szCs w:val="32"/>
-        </w:rPr>
-        <w:t>·</w:t>
-      </w:r>
-      <w:r>
-        <w:rPr>
           <w:rFonts w:hint="default" w:eastAsia="SimSun" w:cs="SimSun" w:asciiTheme="minorAscii" w:hAnsiTheme="minorAscii"/>
           <w:sz w:val="32"/>
           <w:szCs w:val="32"/>
@@ -1467,14 +1430,6 @@
       </w:pPr>
       <w:r>
         <w:rPr>
-          <w:rFonts w:hint="default" w:eastAsia="Symbol" w:cs="Symbol" w:asciiTheme="minorAscii" w:hAnsiTheme="minorAscii"/>
-          <w:sz w:val="32"/>
-          <w:szCs w:val="32"/>
-        </w:rPr>
-        <w:t>·</w:t>
-      </w:r>
-      <w:r>
-        <w:rPr>
           <w:rFonts w:hint="default" w:eastAsia="SimSun" w:cs="SimSun" w:asciiTheme="minorAscii" w:hAnsiTheme="minorAscii"/>
           <w:sz w:val="32"/>
           <w:szCs w:val="32"/>
@@ -1521,14 +1476,6 @@
       </w:pPr>
       <w:r>
         <w:rPr>
-          <w:rFonts w:hint="default" w:eastAsia="Symbol" w:cs="Symbol" w:asciiTheme="minorAscii" w:hAnsiTheme="minorAscii"/>
-          <w:sz w:val="32"/>
-          <w:szCs w:val="32"/>
-        </w:rPr>
-        <w:t>·</w:t>
-      </w:r>
-      <w:r>
-        <w:rPr>
           <w:rFonts w:hint="default" w:eastAsia="SimSun" w:cs="SimSun" w:asciiTheme="minorAscii" w:hAnsiTheme="minorAscii"/>
           <w:sz w:val="32"/>
           <w:szCs w:val="32"/>
@@ -1575,14 +1522,6 @@
       </w:pPr>
       <w:r>
         <w:rPr>
-          <w:rFonts w:hint="default" w:eastAsia="Symbol" w:cs="Symbol" w:asciiTheme="minorAscii" w:hAnsiTheme="minorAscii"/>
-          <w:sz w:val="32"/>
-          <w:szCs w:val="32"/>
-        </w:rPr>
-        <w:t>·</w:t>
-      </w:r>
-      <w:r>
-        <w:rPr>
           <w:rFonts w:hint="default" w:eastAsia="SimSun" w:cs="SimSun" w:asciiTheme="minorAscii" w:hAnsiTheme="minorAscii"/>
           <w:sz w:val="32"/>
           <w:szCs w:val="32"/>
@@ -1629,14 +1568,6 @@
       </w:pPr>
       <w:r>
         <w:rPr>
-          <w:rFonts w:hint="default" w:eastAsia="Symbol" w:cs="Symbol" w:asciiTheme="minorAscii" w:hAnsiTheme="minorAscii"/>
-          <w:sz w:val="32"/>
-          <w:szCs w:val="32"/>
-        </w:rPr>
-        <w:t>·</w:t>
-      </w:r>
-      <w:r>
-        <w:rPr>
           <w:rFonts w:hint="default" w:eastAsia="SimSun" w:cs="SimSun" w:asciiTheme="minorAscii" w:hAnsiTheme="minorAscii"/>
           <w:sz w:val="32"/>
           <w:szCs w:val="32"/>
@@ -1683,14 +1614,6 @@
       </w:pPr>
       <w:r>
         <w:rPr>
-          <w:rFonts w:hint="default" w:eastAsia="Symbol" w:cs="Symbol" w:asciiTheme="minorAscii" w:hAnsiTheme="minorAscii"/>
-          <w:sz w:val="32"/>
-          <w:szCs w:val="32"/>
-        </w:rPr>
-        <w:t>·</w:t>
-      </w:r>
-      <w:r>
-        <w:rPr>
           <w:rFonts w:hint="default" w:eastAsia="SimSun" w:cs="SimSun" w:asciiTheme="minorAscii" w:hAnsiTheme="minorAscii"/>
           <w:sz w:val="32"/>
           <w:szCs w:val="32"/>
@@ -1737,14 +1660,6 @@
       </w:pPr>
       <w:r>
         <w:rPr>
-          <w:rFonts w:hint="default" w:eastAsia="Symbol" w:cs="Symbol" w:asciiTheme="minorAscii" w:hAnsiTheme="minorAscii"/>
-          <w:sz w:val="32"/>
-          <w:szCs w:val="32"/>
-        </w:rPr>
-        <w:t>·</w:t>
-      </w:r>
-      <w:r>
-        <w:rPr>
           <w:rFonts w:hint="default" w:eastAsia="SimSun" w:cs="SimSun" w:asciiTheme="minorAscii" w:hAnsiTheme="minorAscii"/>
           <w:sz w:val="32"/>
           <w:szCs w:val="32"/>
@@ -1791,14 +1706,6 @@
       </w:pPr>
       <w:r>
         <w:rPr>
-          <w:rFonts w:hint="default" w:eastAsia="Symbol" w:cs="Symbol" w:asciiTheme="minorAscii" w:hAnsiTheme="minorAscii"/>
-          <w:sz w:val="32"/>
-          <w:szCs w:val="32"/>
-        </w:rPr>
-        <w:t>·</w:t>
-      </w:r>
-      <w:r>
-        <w:rPr>
           <w:rFonts w:hint="default" w:eastAsia="SimSun" w:cs="SimSun" w:asciiTheme="minorAscii" w:hAnsiTheme="minorAscii"/>
           <w:sz w:val="32"/>
           <w:szCs w:val="32"/>
@@ -1845,14 +1752,6 @@
       </w:pPr>
       <w:r>
         <w:rPr>
-          <w:rFonts w:hint="default" w:eastAsia="Symbol" w:cs="Symbol" w:asciiTheme="minorAscii" w:hAnsiTheme="minorAscii"/>
-          <w:sz w:val="32"/>
-          <w:szCs w:val="32"/>
-        </w:rPr>
-        <w:t>·</w:t>
-      </w:r>
-      <w:r>
-        <w:rPr>
           <w:rFonts w:hint="default" w:eastAsia="SimSun" w:cs="SimSun" w:asciiTheme="minorAscii" w:hAnsiTheme="minorAscii"/>
           <w:sz w:val="32"/>
           <w:szCs w:val="32"/>
@@ -1899,14 +1798,6 @@
       </w:pPr>
       <w:r>
         <w:rPr>
-          <w:rFonts w:hint="default" w:eastAsia="Symbol" w:cs="Symbol" w:asciiTheme="minorAscii" w:hAnsiTheme="minorAscii"/>
-          <w:sz w:val="32"/>
-          <w:szCs w:val="32"/>
-        </w:rPr>
-        <w:t>·</w:t>
-      </w:r>
-      <w:r>
-        <w:rPr>
           <w:rFonts w:hint="default" w:eastAsia="SimSun" w:cs="SimSun" w:asciiTheme="minorAscii" w:hAnsiTheme="minorAscii"/>
           <w:sz w:val="32"/>
           <w:szCs w:val="32"/>
@@ -1953,14 +1844,6 @@
       </w:pPr>
       <w:r>
         <w:rPr>
-          <w:rFonts w:hint="default" w:eastAsia="Symbol" w:cs="Symbol" w:asciiTheme="minorAscii" w:hAnsiTheme="minorAscii"/>
-          <w:sz w:val="32"/>
-          <w:szCs w:val="32"/>
-        </w:rPr>
-        <w:t>·</w:t>
-      </w:r>
-      <w:r>
-        <w:rPr>
           <w:rFonts w:hint="default" w:eastAsia="SimSun" w:cs="SimSun" w:asciiTheme="minorAscii" w:hAnsiTheme="minorAscii"/>
           <w:sz w:val="32"/>
           <w:szCs w:val="32"/>
@@ -2007,14 +1890,6 @@
       </w:pPr>
       <w:r>
         <w:rPr>
-          <w:rFonts w:hint="default" w:eastAsia="Symbol" w:cs="Symbol" w:asciiTheme="minorAscii" w:hAnsiTheme="minorAscii"/>
-          <w:sz w:val="32"/>
-          <w:szCs w:val="32"/>
-        </w:rPr>
-        <w:t>·</w:t>
-      </w:r>
-      <w:r>
-        <w:rPr>
           <w:rFonts w:hint="default" w:eastAsia="SimSun" w:cs="SimSun" w:asciiTheme="minorAscii" w:hAnsiTheme="minorAscii"/>
           <w:sz w:val="32"/>
           <w:szCs w:val="32"/>
@@ -2061,14 +1936,6 @@
       </w:pPr>
       <w:r>
         <w:rPr>
-          <w:rFonts w:hint="default" w:eastAsia="Symbol" w:cs="Symbol" w:asciiTheme="minorAscii" w:hAnsiTheme="minorAscii"/>
-          <w:sz w:val="32"/>
-          <w:szCs w:val="32"/>
-        </w:rPr>
-        <w:t>·</w:t>
-      </w:r>
-      <w:r>
-        <w:rPr>
           <w:rFonts w:hint="default" w:eastAsia="SimSun" w:cs="SimSun" w:asciiTheme="minorAscii" w:hAnsiTheme="minorAscii"/>
           <w:sz w:val="32"/>
           <w:szCs w:val="32"/>
@@ -2115,14 +1982,6 @@
       </w:pPr>
       <w:r>
         <w:rPr>
-          <w:rFonts w:hint="default" w:eastAsia="Symbol" w:cs="Symbol" w:asciiTheme="minorAscii" w:hAnsiTheme="minorAscii"/>
-          <w:sz w:val="32"/>
-          <w:szCs w:val="32"/>
-        </w:rPr>
-        <w:t>·</w:t>
-      </w:r>
-      <w:r>
-        <w:rPr>
           <w:rFonts w:hint="default" w:eastAsia="SimSun" w:cs="SimSun" w:asciiTheme="minorAscii" w:hAnsiTheme="minorAscii"/>
           <w:sz w:val="32"/>
           <w:szCs w:val="32"/>
@@ -2169,14 +2028,6 @@
       </w:pPr>
       <w:r>
         <w:rPr>
-          <w:rFonts w:hint="default" w:eastAsia="Symbol" w:cs="Symbol" w:asciiTheme="minorAscii" w:hAnsiTheme="minorAscii"/>
-          <w:sz w:val="32"/>
-          <w:szCs w:val="32"/>
-        </w:rPr>
-        <w:t>·</w:t>
-      </w:r>
-      <w:r>
-        <w:rPr>
           <w:rFonts w:hint="default" w:eastAsia="SimSun" w:cs="SimSun" w:asciiTheme="minorAscii" w:hAnsiTheme="minorAscii"/>
           <w:sz w:val="32"/>
           <w:szCs w:val="32"/>
@@ -2223,14 +2074,6 @@
       </w:pPr>
       <w:r>
         <w:rPr>
-          <w:rFonts w:hint="default" w:eastAsia="Symbol" w:cs="Symbol" w:asciiTheme="minorAscii" w:hAnsiTheme="minorAscii"/>
-          <w:sz w:val="32"/>
-          <w:szCs w:val="32"/>
-        </w:rPr>
-        <w:t>·</w:t>
-      </w:r>
-      <w:r>
-        <w:rPr>
           <w:rFonts w:hint="default" w:eastAsia="SimSun" w:cs="SimSun" w:asciiTheme="minorAscii" w:hAnsiTheme="minorAscii"/>
           <w:sz w:val="32"/>
           <w:szCs w:val="32"/>
@@ -2277,14 +2120,6 @@
       </w:pPr>
       <w:r>
         <w:rPr>
-          <w:rFonts w:hint="default" w:eastAsia="Symbol" w:cs="Symbol" w:asciiTheme="minorAscii" w:hAnsiTheme="minorAscii"/>
-          <w:sz w:val="32"/>
-          <w:szCs w:val="32"/>
-        </w:rPr>
-        <w:t>·</w:t>
-      </w:r>
-      <w:r>
-        <w:rPr>
           <w:rFonts w:hint="default" w:eastAsia="SimSun" w:cs="SimSun" w:asciiTheme="minorAscii" w:hAnsiTheme="minorAscii"/>
           <w:sz w:val="32"/>
           <w:szCs w:val="32"/>
@@ -2331,14 +2166,6 @@
       </w:pPr>
       <w:r>
         <w:rPr>
-          <w:rFonts w:hint="default" w:eastAsia="Symbol" w:cs="Symbol" w:asciiTheme="minorAscii" w:hAnsiTheme="minorAscii"/>
-          <w:sz w:val="32"/>
-          <w:szCs w:val="32"/>
-        </w:rPr>
-        <w:t>·</w:t>
-      </w:r>
-      <w:r>
-        <w:rPr>
           <w:rFonts w:hint="default" w:eastAsia="SimSun" w:cs="SimSun" w:asciiTheme="minorAscii" w:hAnsiTheme="minorAscii"/>
           <w:sz w:val="32"/>
           <w:szCs w:val="32"/>
@@ -2385,14 +2212,6 @@
       </w:pPr>
       <w:r>
         <w:rPr>
-          <w:rFonts w:hint="default" w:eastAsia="Symbol" w:cs="Symbol" w:asciiTheme="minorAscii" w:hAnsiTheme="minorAscii"/>
-          <w:sz w:val="32"/>
-          <w:szCs w:val="32"/>
-        </w:rPr>
-        <w:t>·</w:t>
-      </w:r>
-      <w:r>
-        <w:rPr>
           <w:rFonts w:hint="default" w:eastAsia="SimSun" w:cs="SimSun" w:asciiTheme="minorAscii" w:hAnsiTheme="minorAscii"/>
           <w:sz w:val="32"/>
           <w:szCs w:val="32"/>
@@ -2439,14 +2258,6 @@
       </w:pPr>
       <w:r>
         <w:rPr>
-          <w:rFonts w:hint="default" w:eastAsia="Symbol" w:cs="Symbol" w:asciiTheme="minorAscii" w:hAnsiTheme="minorAscii"/>
-          <w:sz w:val="32"/>
-          <w:szCs w:val="32"/>
-        </w:rPr>
-        <w:t>·</w:t>
-      </w:r>
-      <w:r>
-        <w:rPr>
           <w:rFonts w:hint="default" w:eastAsia="SimSun" w:cs="SimSun" w:asciiTheme="minorAscii" w:hAnsiTheme="minorAscii"/>
           <w:sz w:val="32"/>
           <w:szCs w:val="32"/>
@@ -2493,14 +2304,6 @@
       </w:pPr>
       <w:r>
         <w:rPr>
-          <w:rFonts w:hint="default" w:eastAsia="Symbol" w:cs="Symbol" w:asciiTheme="minorAscii" w:hAnsiTheme="minorAscii"/>
-          <w:sz w:val="32"/>
-          <w:szCs w:val="32"/>
-        </w:rPr>
-        <w:t>·</w:t>
-      </w:r>
-      <w:r>
-        <w:rPr>
           <w:rFonts w:hint="default" w:eastAsia="SimSun" w:cs="SimSun" w:asciiTheme="minorAscii" w:hAnsiTheme="minorAscii"/>
           <w:sz w:val="32"/>
           <w:szCs w:val="32"/>
@@ -2547,14 +2350,6 @@
       </w:pPr>
       <w:r>
         <w:rPr>
-          <w:rFonts w:hint="default" w:eastAsia="Symbol" w:cs="Symbol" w:asciiTheme="minorAscii" w:hAnsiTheme="minorAscii"/>
-          <w:sz w:val="32"/>
-          <w:szCs w:val="32"/>
-        </w:rPr>
-        <w:t>·</w:t>
-      </w:r>
-      <w:r>
-        <w:rPr>
           <w:rFonts w:hint="default" w:eastAsia="SimSun" w:cs="SimSun" w:asciiTheme="minorAscii" w:hAnsiTheme="minorAscii"/>
           <w:sz w:val="32"/>
           <w:szCs w:val="32"/>
@@ -2601,14 +2396,6 @@
       </w:pPr>
       <w:r>
         <w:rPr>
-          <w:rFonts w:hint="default" w:eastAsia="Symbol" w:cs="Symbol" w:asciiTheme="minorAscii" w:hAnsiTheme="minorAscii"/>
-          <w:sz w:val="32"/>
-          <w:szCs w:val="32"/>
-        </w:rPr>
-        <w:t>·</w:t>
-      </w:r>
-      <w:r>
-        <w:rPr>
           <w:rFonts w:hint="default" w:eastAsia="SimSun" w:cs="SimSun" w:asciiTheme="minorAscii" w:hAnsiTheme="minorAscii"/>
           <w:sz w:val="32"/>
           <w:szCs w:val="32"/>
@@ -2655,14 +2442,6 @@
       </w:pPr>
       <w:r>
         <w:rPr>
-          <w:rFonts w:hint="default" w:eastAsia="Symbol" w:cs="Symbol" w:asciiTheme="minorAscii" w:hAnsiTheme="minorAscii"/>
-          <w:sz w:val="32"/>
-          <w:szCs w:val="32"/>
-        </w:rPr>
-        <w:t>·</w:t>
-      </w:r>
-      <w:r>
-        <w:rPr>
           <w:rFonts w:hint="default" w:eastAsia="SimSun" w:cs="SimSun" w:asciiTheme="minorAscii" w:hAnsiTheme="minorAscii"/>
           <w:sz w:val="32"/>
           <w:szCs w:val="32"/>
@@ -2709,14 +2488,6 @@
       </w:pPr>
       <w:r>
         <w:rPr>
-          <w:rFonts w:hint="default" w:eastAsia="Symbol" w:cs="Symbol" w:asciiTheme="minorAscii" w:hAnsiTheme="minorAscii"/>
-          <w:sz w:val="32"/>
-          <w:szCs w:val="32"/>
-        </w:rPr>
-        <w:t>·</w:t>
-      </w:r>
-      <w:r>
-        <w:rPr>
           <w:rFonts w:hint="default" w:eastAsia="SimSun" w:cs="SimSun" w:asciiTheme="minorAscii" w:hAnsiTheme="minorAscii"/>
           <w:sz w:val="32"/>
           <w:szCs w:val="32"/>
@@ -2763,14 +2534,6 @@
       </w:pPr>
       <w:r>
         <w:rPr>
-          <w:rFonts w:hint="default" w:eastAsia="Symbol" w:cs="Symbol" w:asciiTheme="minorAscii" w:hAnsiTheme="minorAscii"/>
-          <w:sz w:val="32"/>
-          <w:szCs w:val="32"/>
-        </w:rPr>
-        <w:t>·</w:t>
-      </w:r>
-      <w:r>
-        <w:rPr>
           <w:rFonts w:hint="default" w:eastAsia="SimSun" w:cs="SimSun" w:asciiTheme="minorAscii" w:hAnsiTheme="minorAscii"/>
           <w:sz w:val="32"/>
           <w:szCs w:val="32"/>
@@ -2817,14 +2580,6 @@
       </w:pPr>
       <w:r>
         <w:rPr>
-          <w:rFonts w:hint="default" w:eastAsia="Symbol" w:cs="Symbol" w:asciiTheme="minorAscii" w:hAnsiTheme="minorAscii"/>
-          <w:sz w:val="32"/>
-          <w:szCs w:val="32"/>
-        </w:rPr>
-        <w:t>·</w:t>
-      </w:r>
-      <w:r>
-        <w:rPr>
           <w:rFonts w:hint="default" w:eastAsia="SimSun" w:cs="SimSun" w:asciiTheme="minorAscii" w:hAnsiTheme="minorAscii"/>
           <w:sz w:val="32"/>
           <w:szCs w:val="32"/>
@@ -2871,14 +2626,6 @@
       </w:pPr>
       <w:r>
         <w:rPr>
-          <w:rFonts w:hint="default" w:eastAsia="Symbol" w:cs="Symbol" w:asciiTheme="minorAscii" w:hAnsiTheme="minorAscii"/>
-          <w:sz w:val="32"/>
-          <w:szCs w:val="32"/>
-        </w:rPr>
-        <w:t>·</w:t>
-      </w:r>
-      <w:r>
-        <w:rPr>
           <w:rFonts w:hint="default" w:eastAsia="SimSun" w:cs="SimSun" w:asciiTheme="minorAscii" w:hAnsiTheme="minorAscii"/>
           <w:sz w:val="32"/>
           <w:szCs w:val="32"/>
@@ -2925,14 +2672,6 @@
       </w:pPr>
       <w:r>
         <w:rPr>
-          <w:rFonts w:hint="default" w:eastAsia="Symbol" w:cs="Symbol" w:asciiTheme="minorAscii" w:hAnsiTheme="minorAscii"/>
-          <w:sz w:val="32"/>
-          <w:szCs w:val="32"/>
-        </w:rPr>
-        <w:t>·</w:t>
-      </w:r>
-      <w:r>
-        <w:rPr>
           <w:rFonts w:hint="default" w:eastAsia="SimSun" w:cs="SimSun" w:asciiTheme="minorAscii" w:hAnsiTheme="minorAscii"/>
           <w:sz w:val="32"/>
           <w:szCs w:val="32"/>
@@ -2979,14 +2718,6 @@
       </w:pPr>
       <w:r>
         <w:rPr>
-          <w:rFonts w:hint="default" w:eastAsia="Symbol" w:cs="Symbol" w:asciiTheme="minorAscii" w:hAnsiTheme="minorAscii"/>
-          <w:sz w:val="32"/>
-          <w:szCs w:val="32"/>
-        </w:rPr>
-        <w:t>·</w:t>
-      </w:r>
-      <w:r>
-        <w:rPr>
           <w:rFonts w:hint="default" w:eastAsia="SimSun" w:cs="SimSun" w:asciiTheme="minorAscii" w:hAnsiTheme="minorAscii"/>
           <w:sz w:val="32"/>
           <w:szCs w:val="32"/>
@@ -3033,14 +2764,6 @@
       </w:pPr>
       <w:r>
         <w:rPr>
-          <w:rFonts w:hint="default" w:eastAsia="Symbol" w:cs="Symbol" w:asciiTheme="minorAscii" w:hAnsiTheme="minorAscii"/>
-          <w:sz w:val="32"/>
-          <w:szCs w:val="32"/>
-        </w:rPr>
-        <w:t>·</w:t>
-      </w:r>
-      <w:r>
-        <w:rPr>
           <w:rFonts w:hint="default" w:eastAsia="SimSun" w:cs="SimSun" w:asciiTheme="minorAscii" w:hAnsiTheme="minorAscii"/>
           <w:sz w:val="32"/>
           <w:szCs w:val="32"/>
@@ -3087,14 +2810,6 @@
       </w:pPr>
       <w:r>
         <w:rPr>
-          <w:rFonts w:hint="default" w:eastAsia="Symbol" w:cs="Symbol" w:asciiTheme="minorAscii" w:hAnsiTheme="minorAscii"/>
-          <w:sz w:val="32"/>
-          <w:szCs w:val="32"/>
-        </w:rPr>
-        <w:t>·</w:t>
-      </w:r>
-      <w:r>
-        <w:rPr>
           <w:rFonts w:hint="default" w:eastAsia="SimSun" w:cs="SimSun" w:asciiTheme="minorAscii" w:hAnsiTheme="minorAscii"/>
           <w:sz w:val="32"/>
           <w:szCs w:val="32"/>
@@ -3141,14 +2856,6 @@
       </w:pPr>
       <w:r>
         <w:rPr>
-          <w:rFonts w:hint="default" w:eastAsia="Symbol" w:cs="Symbol" w:asciiTheme="minorAscii" w:hAnsiTheme="minorAscii"/>
-          <w:sz w:val="32"/>
-          <w:szCs w:val="32"/>
-        </w:rPr>
-        <w:t>·</w:t>
-      </w:r>
-      <w:r>
-        <w:rPr>
           <w:rFonts w:hint="default" w:eastAsia="SimSun" w:cs="SimSun" w:asciiTheme="minorAscii" w:hAnsiTheme="minorAscii"/>
           <w:sz w:val="32"/>
           <w:szCs w:val="32"/>
@@ -3195,14 +2902,6 @@
       </w:pPr>
       <w:r>
         <w:rPr>
-          <w:rFonts w:hint="default" w:eastAsia="Symbol" w:cs="Symbol" w:asciiTheme="minorAscii" w:hAnsiTheme="minorAscii"/>
-          <w:sz w:val="32"/>
-          <w:szCs w:val="32"/>
-        </w:rPr>
-        <w:t>·</w:t>
-      </w:r>
-      <w:r>
-        <w:rPr>
           <w:rFonts w:hint="default" w:eastAsia="SimSun" w:cs="SimSun" w:asciiTheme="minorAscii" w:hAnsiTheme="minorAscii"/>
           <w:sz w:val="32"/>
           <w:szCs w:val="32"/>
@@ -3249,14 +2948,6 @@
       </w:pPr>
       <w:r>
         <w:rPr>
-          <w:rFonts w:hint="default" w:eastAsia="Symbol" w:cs="Symbol" w:asciiTheme="minorAscii" w:hAnsiTheme="minorAscii"/>
-          <w:sz w:val="32"/>
-          <w:szCs w:val="32"/>
-        </w:rPr>
-        <w:t>·</w:t>
-      </w:r>
-      <w:r>
-        <w:rPr>
           <w:rFonts w:hint="default" w:eastAsia="SimSun" w:cs="SimSun" w:asciiTheme="minorAscii" w:hAnsiTheme="minorAscii"/>
           <w:sz w:val="32"/>
           <w:szCs w:val="32"/>
@@ -3303,14 +2994,6 @@
       </w:pPr>
       <w:r>
         <w:rPr>
-          <w:rFonts w:hint="default" w:eastAsia="Symbol" w:cs="Symbol" w:asciiTheme="minorAscii" w:hAnsiTheme="minorAscii"/>
-          <w:sz w:val="32"/>
-          <w:szCs w:val="32"/>
-        </w:rPr>
-        <w:t>·</w:t>
-      </w:r>
-      <w:r>
-        <w:rPr>
           <w:rFonts w:hint="default" w:eastAsia="SimSun" w:cs="SimSun" w:asciiTheme="minorAscii" w:hAnsiTheme="minorAscii"/>
           <w:sz w:val="32"/>
           <w:szCs w:val="32"/>
@@ -3357,14 +3040,6 @@
       </w:pPr>
       <w:r>
         <w:rPr>
-          <w:rFonts w:hint="default" w:eastAsia="Symbol" w:cs="Symbol" w:asciiTheme="minorAscii" w:hAnsiTheme="minorAscii"/>
-          <w:sz w:val="32"/>
-          <w:szCs w:val="32"/>
-        </w:rPr>
-        <w:t>·</w:t>
-      </w:r>
-      <w:r>
-        <w:rPr>
           <w:rFonts w:hint="default" w:eastAsia="SimSun" w:cs="SimSun" w:asciiTheme="minorAscii" w:hAnsiTheme="minorAscii"/>
           <w:sz w:val="32"/>
           <w:szCs w:val="32"/>
@@ -3411,14 +3086,6 @@
       </w:pPr>
       <w:r>
         <w:rPr>
-          <w:rFonts w:hint="default" w:eastAsia="Symbol" w:cs="Symbol" w:asciiTheme="minorAscii" w:hAnsiTheme="minorAscii"/>
-          <w:sz w:val="32"/>
-          <w:szCs w:val="32"/>
-        </w:rPr>
-        <w:t>·</w:t>
-      </w:r>
-      <w:r>
-        <w:rPr>
           <w:rFonts w:hint="default" w:eastAsia="SimSun" w:cs="SimSun" w:asciiTheme="minorAscii" w:hAnsiTheme="minorAscii"/>
           <w:sz w:val="32"/>
           <w:szCs w:val="32"/>
@@ -3465,14 +3132,6 @@
       </w:pPr>
       <w:r>
         <w:rPr>
-          <w:rFonts w:hint="default" w:eastAsia="Symbol" w:cs="Symbol" w:asciiTheme="minorAscii" w:hAnsiTheme="minorAscii"/>
-          <w:sz w:val="32"/>
-          <w:szCs w:val="32"/>
-        </w:rPr>
-        <w:t>·</w:t>
-      </w:r>
-      <w:r>
-        <w:rPr>
           <w:rFonts w:hint="default" w:eastAsia="SimSun" w:cs="SimSun" w:asciiTheme="minorAscii" w:hAnsiTheme="minorAscii"/>
           <w:sz w:val="32"/>
           <w:szCs w:val="32"/>
@@ -3519,14 +3178,6 @@
       </w:pPr>
       <w:r>
         <w:rPr>
-          <w:rFonts w:hint="default" w:eastAsia="Symbol" w:cs="Symbol" w:asciiTheme="minorAscii" w:hAnsiTheme="minorAscii"/>
-          <w:sz w:val="32"/>
-          <w:szCs w:val="32"/>
-        </w:rPr>
-        <w:t>·</w:t>
-      </w:r>
-      <w:r>
-        <w:rPr>
           <w:rFonts w:hint="default" w:eastAsia="SimSun" w:cs="SimSun" w:asciiTheme="minorAscii" w:hAnsiTheme="minorAscii"/>
           <w:sz w:val="32"/>
           <w:szCs w:val="32"/>
@@ -3573,14 +3224,6 @@
       </w:pPr>
       <w:r>
         <w:rPr>
-          <w:rFonts w:hint="default" w:eastAsia="Symbol" w:cs="Symbol" w:asciiTheme="minorAscii" w:hAnsiTheme="minorAscii"/>
-          <w:sz w:val="32"/>
-          <w:szCs w:val="32"/>
-        </w:rPr>
-        <w:t>·</w:t>
-      </w:r>
-      <w:r>
-        <w:rPr>
           <w:rFonts w:hint="default" w:eastAsia="SimSun" w:cs="SimSun" w:asciiTheme="minorAscii" w:hAnsiTheme="minorAscii"/>
           <w:sz w:val="32"/>
           <w:szCs w:val="32"/>
@@ -3627,6 +3270,15 @@
       </w:pPr>
       <w:r>
         <w:rPr>
+          <w:rFonts w:hint="default" w:asciiTheme="minorAscii" w:hAnsiTheme="minorAscii"/>
+          <w:sz w:val="32"/>
+          <w:szCs w:val="32"/>
+          <w:lang w:val="en-GB"/>
+        </w:rPr>
+        <w:t xml:space="preserve">  </w:t>
+      </w:r>
+      <w:r>
+        <w:rPr>
           <w:rStyle w:val="4"/>
           <w:rFonts w:hint="default" w:asciiTheme="minorAscii" w:hAnsiTheme="minorAscii"/>
           <w:sz w:val="32"/>
@@ -3669,6 +3321,16 @@
           <w:rFonts w:hint="default" w:asciiTheme="minorAscii" w:hAnsiTheme="minorAscii"/>
           <w:sz w:val="32"/>
           <w:szCs w:val="32"/>
+          <w:lang w:val="en-GB"/>
+        </w:rPr>
+        <w:t xml:space="preserve">  </w:t>
+      </w:r>
+      <w:r>
+        <w:rPr>
+          <w:rStyle w:val="4"/>
+          <w:rFonts w:hint="default" w:asciiTheme="minorAscii" w:hAnsiTheme="minorAscii"/>
+          <w:sz w:val="32"/>
+          <w:szCs w:val="32"/>
         </w:rPr>
         <w:t>yield</w:t>
       </w:r>
@@ -3707,6 +3369,16 @@
           <w:rFonts w:hint="default" w:asciiTheme="minorAscii" w:hAnsiTheme="minorAscii"/>
           <w:sz w:val="32"/>
           <w:szCs w:val="32"/>
+          <w:lang w:val="en-GB"/>
+        </w:rPr>
+        <w:t xml:space="preserve">  </w:t>
+      </w:r>
+      <w:r>
+        <w:rPr>
+          <w:rStyle w:val="4"/>
+          <w:rFonts w:hint="default" w:asciiTheme="minorAscii" w:hAnsiTheme="minorAscii"/>
+          <w:sz w:val="32"/>
+          <w:szCs w:val="32"/>
         </w:rPr>
         <w:t>record</w:t>
       </w:r>
@@ -3745,6 +3417,16 @@
           <w:rFonts w:hint="default" w:asciiTheme="minorAscii" w:hAnsiTheme="minorAscii"/>
           <w:sz w:val="32"/>
           <w:szCs w:val="32"/>
+          <w:lang w:val="en-GB"/>
+        </w:rPr>
+        <w:t xml:space="preserve">  </w:t>
+      </w:r>
+      <w:r>
+        <w:rPr>
+          <w:rStyle w:val="4"/>
+          <w:rFonts w:hint="default" w:asciiTheme="minorAscii" w:hAnsiTheme="minorAscii"/>
+          <w:sz w:val="32"/>
+          <w:szCs w:val="32"/>
         </w:rPr>
         <w:t>sealed</w:t>
       </w:r>
@@ -3756,29 +3438,37 @@
         </w:rPr>
         <w:t xml:space="preserve"> – Restricts which classes can extend a class</w:t>
       </w:r>
-      <w:bookmarkStart w:id="0" w:name="_GoBack"/>
-      <w:bookmarkEnd w:id="0"/>
-    </w:p>
-    <w:p>
-      <w:pPr>
-        <w:keepNext w:val="0"/>
-        <w:keepLines w:val="0"/>
-        <w:widowControl/>
-        <w:numPr>
-          <w:ilvl w:val="0"/>
-          <w:numId w:val="1"/>
-        </w:numPr>
-        <w:suppressLineNumbers w:val="0"/>
-        <w:tabs>
-          <w:tab w:val="clear" w:pos="425"/>
-        </w:tabs>
-        <w:ind w:left="425" w:leftChars="0" w:hanging="425" w:firstLineChars="0"/>
-        <w:rPr>
-          <w:rFonts w:hint="default" w:asciiTheme="minorAscii" w:hAnsiTheme="minorAscii"/>
-          <w:sz w:val="32"/>
-          <w:szCs w:val="32"/>
-        </w:rPr>
-      </w:pPr>
+    </w:p>
+    <w:p>
+      <w:pPr>
+        <w:keepNext w:val="0"/>
+        <w:keepLines w:val="0"/>
+        <w:widowControl/>
+        <w:numPr>
+          <w:ilvl w:val="0"/>
+          <w:numId w:val="1"/>
+        </w:numPr>
+        <w:suppressLineNumbers w:val="0"/>
+        <w:tabs>
+          <w:tab w:val="clear" w:pos="425"/>
+        </w:tabs>
+        <w:ind w:left="425" w:leftChars="0" w:hanging="425" w:firstLineChars="0"/>
+        <w:rPr>
+          <w:rFonts w:hint="default" w:asciiTheme="minorAscii" w:hAnsiTheme="minorAscii"/>
+          <w:sz w:val="32"/>
+          <w:szCs w:val="32"/>
+        </w:rPr>
+      </w:pPr>
+      <w:r>
+        <w:rPr>
+          <w:rStyle w:val="4"/>
+          <w:rFonts w:hint="default" w:asciiTheme="minorAscii" w:hAnsiTheme="minorAscii"/>
+          <w:sz w:val="32"/>
+          <w:szCs w:val="32"/>
+          <w:lang w:val="en-GB"/>
+        </w:rPr>
+        <w:t xml:space="preserve">  </w:t>
+      </w:r>
       <w:r>
         <w:rPr>
           <w:rStyle w:val="4"/>
@@ -3823,6 +3513,16 @@
           <w:rFonts w:hint="default" w:asciiTheme="minorAscii" w:hAnsiTheme="minorAscii"/>
           <w:sz w:val="32"/>
           <w:szCs w:val="32"/>
+          <w:lang w:val="en-GB"/>
+        </w:rPr>
+        <w:t xml:space="preserve">  </w:t>
+      </w:r>
+      <w:r>
+        <w:rPr>
+          <w:rStyle w:val="4"/>
+          <w:rFonts w:hint="default" w:asciiTheme="minorAscii" w:hAnsiTheme="minorAscii"/>
+          <w:sz w:val="32"/>
+          <w:szCs w:val="32"/>
         </w:rPr>
         <w:t>non-sealed</w:t>
       </w:r>
@@ -3855,6 +3555,16 @@
           <w:szCs w:val="32"/>
         </w:rPr>
       </w:pPr>
+      <w:r>
+        <w:rPr>
+          <w:rStyle w:val="4"/>
+          <w:rFonts w:hint="default" w:asciiTheme="minorAscii" w:hAnsiTheme="minorAscii"/>
+          <w:sz w:val="32"/>
+          <w:szCs w:val="32"/>
+          <w:lang w:val="en-GB"/>
+        </w:rPr>
+        <w:t xml:space="preserve">  </w:t>
+      </w:r>
       <w:r>
         <w:rPr>
           <w:rStyle w:val="4"/>
@@ -3900,7 +3610,7 @@
 <w:numbering xmlns:wpc="http://schemas.microsoft.com/office/word/2010/wordprocessingCanvas" xmlns:mc="http://schemas.openxmlformats.org/markup-compatibility/2006" xmlns:o="urn:schemas-microsoft-com:office:office" xmlns:r="http://schemas.openxmlformats.org/officeDocument/2006/relationships" xmlns:m="http://schemas.openxmlformats.org/officeDocument/2006/math" xmlns:v="urn:schemas-microsoft-com:vml" xmlns:wp14="http://schemas.microsoft.com/office/word/2010/wordprocessingDrawing" xmlns:wp="http://schemas.openxmlformats.org/drawingml/2006/wordprocessingDrawing" xmlns:w10="urn:schemas-microsoft-com:office:word" xmlns:w="http://schemas.openxmlformats.org/wordprocessingml/2006/main" xmlns:w14="http://schemas.microsoft.com/office/word/2010/wordml" xmlns:wpg="http://schemas.microsoft.com/office/word/2010/wordprocessingGroup" xmlns:wpi="http://schemas.microsoft.com/office/word/2010/wordprocessingInk" xmlns:wne="http://schemas.microsoft.com/office/word/2006/wordml" xmlns:wps="http://schemas.microsoft.com/office/word/2010/wordprocessingShape" xmlns:wpsCustomData="http://www.wps.cn/officeDocument/2013/wpsCustomData" mc:Ignorable="w14 wp14">
   <w:abstractNum w:abstractNumId="0">
     <w:nsid w:val="51B2799E"/>
-    <w:multiLevelType w:val="singleLevel"/>
+    <w:multiLevelType w:val="multilevel"/>
     <w:tmpl w:val="51B2799E"/>
     <w:lvl w:ilvl="0" w:tentative="0">
       <w:start w:val="1"/>
@@ -3912,6 +3622,126 @@
           <w:tab w:val="left" w:pos="425"/>
         </w:tabs>
         <w:ind w:left="425" w:leftChars="0" w:hanging="425" w:firstLineChars="0"/>
+      </w:pPr>
+      <w:rPr>
+        <w:rFonts w:hint="default"/>
+      </w:rPr>
+    </w:lvl>
+    <w:lvl w:ilvl="1" w:tentative="0">
+      <w:start w:val="1"/>
+      <w:numFmt w:val="lowerLetter"/>
+      <w:lvlText w:val="%2)"/>
+      <w:lvlJc w:val="left"/>
+      <w:pPr>
+        <w:tabs>
+          <w:tab w:val="left" w:pos="840"/>
+        </w:tabs>
+        <w:ind w:left="840" w:leftChars="0" w:hanging="420" w:firstLineChars="0"/>
+      </w:pPr>
+      <w:rPr>
+        <w:rFonts w:hint="default"/>
+      </w:rPr>
+    </w:lvl>
+    <w:lvl w:ilvl="2" w:tentative="0">
+      <w:start w:val="1"/>
+      <w:numFmt w:val="lowerRoman"/>
+      <w:lvlText w:val="%3."/>
+      <w:lvlJc w:val="left"/>
+      <w:pPr>
+        <w:tabs>
+          <w:tab w:val="left" w:pos="1260"/>
+        </w:tabs>
+        <w:ind w:left="1260" w:leftChars="0" w:hanging="420" w:firstLineChars="0"/>
+      </w:pPr>
+      <w:rPr>
+        <w:rFonts w:hint="default"/>
+      </w:rPr>
+    </w:lvl>
+    <w:lvl w:ilvl="3" w:tentative="0">
+      <w:start w:val="1"/>
+      <w:numFmt w:val="decimal"/>
+      <w:lvlText w:val="%4."/>
+      <w:lvlJc w:val="left"/>
+      <w:pPr>
+        <w:tabs>
+          <w:tab w:val="left" w:pos="1680"/>
+        </w:tabs>
+        <w:ind w:left="1680" w:leftChars="0" w:hanging="420" w:firstLineChars="0"/>
+      </w:pPr>
+      <w:rPr>
+        <w:rFonts w:hint="default"/>
+      </w:rPr>
+    </w:lvl>
+    <w:lvl w:ilvl="4" w:tentative="0">
+      <w:start w:val="1"/>
+      <w:numFmt w:val="lowerLetter"/>
+      <w:lvlText w:val="%5)"/>
+      <w:lvlJc w:val="left"/>
+      <w:pPr>
+        <w:tabs>
+          <w:tab w:val="left" w:pos="2100"/>
+        </w:tabs>
+        <w:ind w:left="2100" w:leftChars="0" w:hanging="420" w:firstLineChars="0"/>
+      </w:pPr>
+      <w:rPr>
+        <w:rFonts w:hint="default"/>
+      </w:rPr>
+    </w:lvl>
+    <w:lvl w:ilvl="5" w:tentative="0">
+      <w:start w:val="1"/>
+      <w:numFmt w:val="lowerRoman"/>
+      <w:lvlText w:val="%6."/>
+      <w:lvlJc w:val="left"/>
+      <w:pPr>
+        <w:tabs>
+          <w:tab w:val="left" w:pos="2520"/>
+        </w:tabs>
+        <w:ind w:left="2520" w:leftChars="0" w:hanging="420" w:firstLineChars="0"/>
+      </w:pPr>
+      <w:rPr>
+        <w:rFonts w:hint="default"/>
+      </w:rPr>
+    </w:lvl>
+    <w:lvl w:ilvl="6" w:tentative="0">
+      <w:start w:val="1"/>
+      <w:numFmt w:val="decimal"/>
+      <w:lvlText w:val="%7."/>
+      <w:lvlJc w:val="left"/>
+      <w:pPr>
+        <w:tabs>
+          <w:tab w:val="left" w:pos="2940"/>
+        </w:tabs>
+        <w:ind w:left="2940" w:leftChars="0" w:hanging="420" w:firstLineChars="0"/>
+      </w:pPr>
+      <w:rPr>
+        <w:rFonts w:hint="default"/>
+      </w:rPr>
+    </w:lvl>
+    <w:lvl w:ilvl="7" w:tentative="0">
+      <w:start w:val="1"/>
+      <w:numFmt w:val="lowerLetter"/>
+      <w:lvlText w:val="%8)"/>
+      <w:lvlJc w:val="left"/>
+      <w:pPr>
+        <w:tabs>
+          <w:tab w:val="left" w:pos="3360"/>
+        </w:tabs>
+        <w:ind w:left="3360" w:leftChars="0" w:hanging="420" w:firstLineChars="0"/>
+      </w:pPr>
+      <w:rPr>
+        <w:rFonts w:hint="default"/>
+      </w:rPr>
+    </w:lvl>
+    <w:lvl w:ilvl="8" w:tentative="0">
+      <w:start w:val="1"/>
+      <w:numFmt w:val="lowerRoman"/>
+      <w:lvlText w:val="%9."/>
+      <w:lvlJc w:val="left"/>
+      <w:pPr>
+        <w:tabs>
+          <w:tab w:val="left" w:pos="3780"/>
+        </w:tabs>
+        <w:ind w:left="3780" w:leftChars="0" w:hanging="420" w:firstLineChars="0"/>
       </w:pPr>
       <w:rPr>
         <w:rFonts w:hint="default"/>
